--- a/Breo Assignment/MAD Assignment.docx
+++ b/Breo Assignment/MAD Assignment.docx
@@ -10,9 +10,111 @@
       </w:pPr>
       <w:r>
         <w:rPr>
-          <w:lang w:val="en-US"/>
-        </w:rPr>
-        <w:t>CIS099-2 Mobile Application Development</w:t>
+          <w:rFonts w:ascii="Calibri" w:eastAsia="Calibri" w:hAnsi="Calibri" w:cs="Calibri"/>
+          <w:noProof/>
+          <w:sz w:val="22"/>
+        </w:rPr>
+        <mc:AlternateContent>
+          <mc:Choice Requires="wpg">
+            <w:drawing>
+              <wp:inline distT="0" distB="0" distL="0" distR="0" wp14:anchorId="0FFE8135" wp14:editId="050A7F8B">
+                <wp:extent cx="5731510" cy="844212"/>
+                <wp:effectExtent l="0" t="0" r="0" b="0"/>
+                <wp:docPr id="3455" name="Group 3455"/>
+                <wp:cNvGraphicFramePr/>
+                <a:graphic xmlns:a="http://schemas.openxmlformats.org/drawingml/2006/main">
+                  <a:graphicData uri="http://schemas.microsoft.com/office/word/2010/wordprocessingGroup">
+                    <wpg:wgp>
+                      <wpg:cNvGrpSpPr/>
+                      <wpg:grpSpPr>
+                        <a:xfrm>
+                          <a:off x="0" y="0"/>
+                          <a:ext cx="5731510" cy="844212"/>
+                          <a:chOff x="0" y="0"/>
+                          <a:chExt cx="6298692" cy="928117"/>
+                        </a:xfrm>
+                      </wpg:grpSpPr>
+                      <pic:pic xmlns:pic="http://schemas.openxmlformats.org/drawingml/2006/picture">
+                        <pic:nvPicPr>
+                          <pic:cNvPr id="7" name="Picture 7"/>
+                          <pic:cNvPicPr/>
+                        </pic:nvPicPr>
+                        <pic:blipFill>
+                          <a:blip r:embed="rId4"/>
+                          <a:stretch>
+                            <a:fillRect/>
+                          </a:stretch>
+                        </pic:blipFill>
+                        <pic:spPr>
+                          <a:xfrm>
+                            <a:off x="4233672" y="158497"/>
+                            <a:ext cx="2065020" cy="769620"/>
+                          </a:xfrm>
+                          <a:prstGeom prst="rect">
+                            <a:avLst/>
+                          </a:prstGeom>
+                        </pic:spPr>
+                      </pic:pic>
+                      <pic:pic xmlns:pic="http://schemas.openxmlformats.org/drawingml/2006/picture">
+                        <pic:nvPicPr>
+                          <pic:cNvPr id="9" name="Picture 9"/>
+                          <pic:cNvPicPr/>
+                        </pic:nvPicPr>
+                        <pic:blipFill>
+                          <a:blip r:embed="rId5"/>
+                          <a:stretch>
+                            <a:fillRect/>
+                          </a:stretch>
+                        </pic:blipFill>
+                        <pic:spPr>
+                          <a:xfrm>
+                            <a:off x="0" y="0"/>
+                            <a:ext cx="1965960" cy="809244"/>
+                          </a:xfrm>
+                          <a:prstGeom prst="rect">
+                            <a:avLst/>
+                          </a:prstGeom>
+                        </pic:spPr>
+                      </pic:pic>
+                    </wpg:wgp>
+                  </a:graphicData>
+                </a:graphic>
+              </wp:inline>
+            </w:drawing>
+          </mc:Choice>
+          <mc:Fallback>
+            <w:pict>
+              <v:group w14:anchorId="466FA891" id="Group 3455" o:spid="_x0000_s1026" style="width:451.3pt;height:66.45pt;mso-position-horizontal-relative:char;mso-position-vertical-relative:line" coordsize="62986,9281" o:gfxdata="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">
+                <v:shapetype id="_x0000_t75" coordsize="21600,21600" o:spt="75" o:preferrelative="t" path="m@4@5l@4@11@9@11@9@5xe" filled="f" stroked="f">
+                  <v:stroke joinstyle="miter"/>
+                  <v:formulas>
+                    <v:f eqn="if lineDrawn pixelLineWidth 0"/>
+                    <v:f eqn="sum @0 1 0"/>
+                    <v:f eqn="sum 0 0 @1"/>
+                    <v:f eqn="prod @2 1 2"/>
+                    <v:f eqn="prod @3 21600 pixelWidth"/>
+                    <v:f eqn="prod @3 21600 pixelHeight"/>
+                    <v:f eqn="sum @0 0 1"/>
+                    <v:f eqn="prod @6 1 2"/>
+                    <v:f eqn="prod @7 21600 pixelWidth"/>
+                    <v:f eqn="sum @8 21600 0"/>
+                    <v:f eqn="prod @7 21600 pixelHeight"/>
+                    <v:f eqn="sum @10 21600 0"/>
+                  </v:formulas>
+                  <v:path o:extrusionok="f" gradientshapeok="t" o:connecttype="rect"/>
+                  <o:lock v:ext="edit" aspectratio="t"/>
+                </v:shapetype>
+                <v:shape id="Picture 7" o:spid="_x0000_s1027" type="#_x0000_t75" style="position:absolute;left:42336;top:1584;width:20650;height:7697;visibility:visible;mso-wrap-style:square" o:gfxdata="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">
+                  <v:imagedata r:id="rId6" o:title=""/>
+                </v:shape>
+                <v:shape id="Picture 9" o:spid="_x0000_s1028" type="#_x0000_t75" style="position:absolute;width:19659;height:8092;visibility:visible;mso-wrap-style:square" o:gfxdata="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">
+                  <v:imagedata r:id="rId7" o:title=""/>
+                </v:shape>
+                <w10:anchorlock/>
+              </v:group>
+            </w:pict>
+          </mc:Fallback>
+        </mc:AlternateContent>
       </w:r>
     </w:p>
     <w:p>
@@ -21,6 +123,250 @@
           <w:lang w:val="en-US"/>
         </w:rPr>
       </w:pPr>
+    </w:p>
+    <w:p>
+      <w:pPr>
+        <w:jc w:val="center"/>
+        <w:rPr>
+          <w:rFonts w:ascii="Times New Roman" w:hAnsi="Times New Roman" w:cs="Times New Roman"/>
+          <w:b/>
+          <w:bCs/>
+          <w:sz w:val="36"/>
+          <w:szCs w:val="36"/>
+          <w:lang w:val="en-US"/>
+        </w:rPr>
+      </w:pPr>
+      <w:r>
+        <w:rPr>
+          <w:rFonts w:ascii="Times New Roman" w:hAnsi="Times New Roman" w:cs="Times New Roman"/>
+          <w:b/>
+          <w:bCs/>
+          <w:sz w:val="36"/>
+          <w:szCs w:val="36"/>
+          <w:lang w:val="en-US"/>
+        </w:rPr>
+        <w:t>UNIVERSITY OF BEDFORDSHIRE (UOB)</w:t>
+      </w:r>
+    </w:p>
+    <w:p>
+      <w:pPr>
+        <w:jc w:val="center"/>
+        <w:rPr>
+          <w:rFonts w:ascii="Times New Roman" w:hAnsi="Times New Roman" w:cs="Times New Roman"/>
+          <w:b/>
+          <w:bCs/>
+          <w:sz w:val="36"/>
+          <w:szCs w:val="36"/>
+          <w:lang w:val="en-US"/>
+        </w:rPr>
+      </w:pPr>
+      <w:r>
+        <w:rPr>
+          <w:rFonts w:ascii="Times New Roman" w:hAnsi="Times New Roman" w:cs="Times New Roman"/>
+          <w:b/>
+          <w:bCs/>
+          <w:sz w:val="36"/>
+          <w:szCs w:val="36"/>
+          <w:lang w:val="en-US"/>
+        </w:rPr>
+        <w:t>Mobile Application Development</w:t>
+      </w:r>
+    </w:p>
+    <w:p>
+      <w:pPr>
+        <w:jc w:val="center"/>
+        <w:rPr>
+          <w:rFonts w:ascii="Times New Roman" w:hAnsi="Times New Roman" w:cs="Times New Roman"/>
+          <w:b/>
+          <w:bCs/>
+          <w:sz w:val="36"/>
+          <w:szCs w:val="36"/>
+          <w:lang w:val="en-US"/>
+        </w:rPr>
+      </w:pPr>
+      <w:r>
+        <w:rPr>
+          <w:rFonts w:ascii="Times New Roman" w:hAnsi="Times New Roman" w:cs="Times New Roman"/>
+          <w:b/>
+          <w:bCs/>
+          <w:sz w:val="36"/>
+          <w:szCs w:val="36"/>
+          <w:lang w:val="en-US"/>
+        </w:rPr>
+        <w:t>Unit Code: CIS099-2</w:t>
+      </w:r>
+    </w:p>
+    <w:p>
+      <w:pPr>
+        <w:jc w:val="center"/>
+        <w:rPr>
+          <w:rFonts w:ascii="Times New Roman" w:hAnsi="Times New Roman" w:cs="Times New Roman"/>
+          <w:b/>
+          <w:bCs/>
+          <w:sz w:val="28"/>
+          <w:szCs w:val="28"/>
+          <w:lang w:val="en-US"/>
+        </w:rPr>
+      </w:pPr>
+      <w:r>
+        <w:rPr>
+          <w:rFonts w:ascii="Times New Roman" w:hAnsi="Times New Roman" w:cs="Times New Roman"/>
+          <w:b/>
+          <w:bCs/>
+          <w:sz w:val="28"/>
+          <w:szCs w:val="28"/>
+          <w:lang w:val="en-US"/>
+        </w:rPr>
+        <w:t>Assignment 1- Individual Mobile Application</w:t>
+      </w:r>
+    </w:p>
+    <w:p>
+      <w:pPr>
+        <w:jc w:val="center"/>
+        <w:rPr>
+          <w:rFonts w:ascii="Times New Roman" w:hAnsi="Times New Roman" w:cs="Times New Roman"/>
+          <w:b/>
+          <w:bCs/>
+          <w:sz w:val="28"/>
+          <w:szCs w:val="28"/>
+          <w:lang w:val="en-US"/>
+        </w:rPr>
+      </w:pPr>
+      <w:r>
+        <w:rPr>
+          <w:rFonts w:ascii="Times New Roman" w:hAnsi="Times New Roman" w:cs="Times New Roman"/>
+          <w:b/>
+          <w:bCs/>
+          <w:sz w:val="28"/>
+          <w:szCs w:val="28"/>
+          <w:lang w:val="en-US"/>
+        </w:rPr>
+        <w:t>(Design Report)</w:t>
+      </w:r>
+    </w:p>
+    <w:p>
+      <w:pPr>
+        <w:jc w:val="center"/>
+        <w:rPr>
+          <w:rFonts w:ascii="Times New Roman" w:hAnsi="Times New Roman" w:cs="Times New Roman"/>
+          <w:b/>
+          <w:bCs/>
+          <w:sz w:val="28"/>
+          <w:szCs w:val="28"/>
+          <w:lang w:val="en-US"/>
+        </w:rPr>
+      </w:pPr>
+      <w:r>
+        <w:rPr>
+          <w:rFonts w:ascii="Times New Roman" w:hAnsi="Times New Roman" w:cs="Times New Roman"/>
+          <w:b/>
+          <w:bCs/>
+          <w:sz w:val="28"/>
+          <w:szCs w:val="28"/>
+          <w:lang w:val="en-US"/>
+        </w:rPr>
+        <w:t>Submitted By: Alina Gurung</w:t>
+      </w:r>
+    </w:p>
+    <w:p>
+      <w:pPr>
+        <w:jc w:val="center"/>
+        <w:rPr>
+          <w:rFonts w:ascii="Times New Roman" w:hAnsi="Times New Roman" w:cs="Times New Roman"/>
+          <w:b/>
+          <w:bCs/>
+          <w:sz w:val="28"/>
+          <w:szCs w:val="28"/>
+        </w:rPr>
+      </w:pPr>
+      <w:r>
+        <w:rPr>
+          <w:rFonts w:ascii="Times New Roman" w:hAnsi="Times New Roman" w:cs="Times New Roman"/>
+          <w:b/>
+          <w:bCs/>
+          <w:sz w:val="28"/>
+          <w:szCs w:val="28"/>
+          <w:lang w:val="en-US"/>
+        </w:rPr>
+        <w:t xml:space="preserve">University ID: </w:t>
+      </w:r>
+      <w:r>
+        <w:rPr>
+          <w:rFonts w:ascii="Times New Roman" w:hAnsi="Times New Roman" w:cs="Times New Roman"/>
+          <w:b/>
+          <w:bCs/>
+          <w:sz w:val="28"/>
+          <w:szCs w:val="28"/>
+        </w:rPr>
+        <w:t>2528794</w:t>
+      </w:r>
+    </w:p>
+    <w:p>
+      <w:pPr>
+        <w:rPr>
+          <w:rFonts w:ascii="Times New Roman" w:hAnsi="Times New Roman" w:cs="Times New Roman"/>
+          <w:b/>
+          <w:bCs/>
+          <w:sz w:val="28"/>
+          <w:szCs w:val="28"/>
+        </w:rPr>
+      </w:pPr>
+      <w:r>
+        <w:rPr>
+          <w:rFonts w:ascii="Times New Roman" w:hAnsi="Times New Roman" w:cs="Times New Roman"/>
+          <w:b/>
+          <w:bCs/>
+          <w:sz w:val="28"/>
+          <w:szCs w:val="28"/>
+        </w:rPr>
+        <w:br w:type="page"/>
+      </w:r>
+      <w:r>
+        <w:rPr>
+          <w:rFonts w:ascii="Times New Roman" w:hAnsi="Times New Roman" w:cs="Times New Roman"/>
+          <w:b/>
+          <w:bCs/>
+          <w:sz w:val="28"/>
+          <w:szCs w:val="28"/>
+        </w:rPr>
+        <w:lastRenderedPageBreak/>
+        <w:br w:type="page"/>
+      </w:r>
+    </w:p>
+    <w:p>
+      <w:pPr>
+        <w:rPr>
+          <w:rFonts w:ascii="Times New Roman" w:hAnsi="Times New Roman" w:cs="Times New Roman"/>
+          <w:b/>
+          <w:bCs/>
+          <w:sz w:val="28"/>
+          <w:szCs w:val="28"/>
+        </w:rPr>
+      </w:pPr>
+      <w:r>
+        <w:rPr>
+          <w:rFonts w:ascii="Times New Roman" w:hAnsi="Times New Roman" w:cs="Times New Roman"/>
+          <w:b/>
+          <w:bCs/>
+          <w:sz w:val="28"/>
+          <w:szCs w:val="28"/>
+        </w:rPr>
+        <w:lastRenderedPageBreak/>
+        <w:t>Introduction</w:t>
+      </w:r>
+    </w:p>
+    <w:p>
+      <w:pPr>
+        <w:rPr>
+          <w:rFonts w:ascii="Times New Roman" w:hAnsi="Times New Roman" w:cs="Times New Roman"/>
+        </w:rPr>
+      </w:pPr>
+      <w:r>
+        <w:rPr>
+          <w:rFonts w:ascii="Times New Roman" w:hAnsi="Times New Roman" w:cs="Times New Roman"/>
+        </w:rPr>
+        <w:t xml:space="preserve">Liquid Petroleum Gas known as LPG is one of the major cooking fuels used by household in Nepal, mostly in urban areas. </w:t>
+      </w:r>
     </w:p>
     <w:sectPr>
       <w:pgSz w:w="11906" w:h="16838"/>
@@ -635,7 +981,6 @@
   <w:style w:type="character" w:default="1" w:styleId="DefaultParagraphFont">
     <w:name w:val="Default Paragraph Font"/>
     <w:uiPriority w:val="1"/>
-    <w:semiHidden/>
     <w:unhideWhenUsed/>
   </w:style>
   <w:style w:type="table" w:default="1" w:styleId="TableNormal">

--- a/Breo Assignment/MAD Assignment.docx
+++ b/Breo Assignment/MAD Assignment.docx
@@ -40,7 +40,7 @@
                           <pic:cNvPicPr/>
                         </pic:nvPicPr>
                         <pic:blipFill>
-                          <a:blip r:embed="rId4"/>
+                          <a:blip r:embed="rId5"/>
                           <a:stretch>
                             <a:fillRect/>
                           </a:stretch>
@@ -61,7 +61,7 @@
                           <pic:cNvPicPr/>
                         </pic:nvPicPr>
                         <pic:blipFill>
-                          <a:blip r:embed="rId5"/>
+                          <a:blip r:embed="rId6"/>
                           <a:stretch>
                             <a:fillRect/>
                           </a:stretch>
@@ -105,10 +105,10 @@
                   <o:lock v:ext="edit" aspectratio="t"/>
                 </v:shapetype>
                 <v:shape id="Picture 7" o:spid="_x0000_s1027" type="#_x0000_t75" style="position:absolute;left:42336;top:1584;width:20650;height:7697;visibility:visible;mso-wrap-style:square" o:gfxdata="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">
-                  <v:imagedata r:id="rId6" o:title=""/>
+                  <v:imagedata r:id="rId7" o:title=""/>
                 </v:shape>
                 <v:shape id="Picture 9" o:spid="_x0000_s1028" type="#_x0000_t75" style="position:absolute;width:19659;height:8092;visibility:visible;mso-wrap-style:square" o:gfxdata="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">
-                  <v:imagedata r:id="rId7" o:title=""/>
+                  <v:imagedata r:id="rId8" o:title=""/>
                 </v:shape>
                 <w10:anchorlock/>
               </v:group>
@@ -365,7 +365,227 @@
         <w:rPr>
           <w:rFonts w:ascii="Times New Roman" w:hAnsi="Times New Roman" w:cs="Times New Roman"/>
         </w:rPr>
-        <w:t xml:space="preserve">Liquid Petroleum Gas known as LPG is one of the major cooking fuels used by household in Nepal, mostly in urban areas. </w:t>
+        <w:t>LPG is</w:t>
+      </w:r>
+      <w:r>
+        <w:rPr>
+          <w:rFonts w:ascii="Times New Roman" w:hAnsi="Times New Roman" w:cs="Times New Roman"/>
+        </w:rPr>
+        <w:t xml:space="preserve"> one</w:t>
+      </w:r>
+      <w:r>
+        <w:rPr>
+          <w:rFonts w:ascii="Times New Roman" w:hAnsi="Times New Roman" w:cs="Times New Roman"/>
+        </w:rPr>
+        <w:t xml:space="preserve"> of the</w:t>
+      </w:r>
+      <w:r>
+        <w:rPr>
+          <w:rFonts w:ascii="Times New Roman" w:hAnsi="Times New Roman" w:cs="Times New Roman"/>
+        </w:rPr>
+        <w:t xml:space="preserve"> commonly</w:t>
+      </w:r>
+      <w:r>
+        <w:rPr>
+          <w:rFonts w:ascii="Times New Roman" w:hAnsi="Times New Roman" w:cs="Times New Roman"/>
+        </w:rPr>
+        <w:t xml:space="preserve"> </w:t>
+      </w:r>
+      <w:r>
+        <w:rPr>
+          <w:rFonts w:ascii="Times New Roman" w:hAnsi="Times New Roman" w:cs="Times New Roman"/>
+        </w:rPr>
+        <w:t xml:space="preserve">used </w:t>
+      </w:r>
+      <w:r>
+        <w:rPr>
+          <w:rFonts w:ascii="Times New Roman" w:hAnsi="Times New Roman" w:cs="Times New Roman"/>
+        </w:rPr>
+        <w:t xml:space="preserve">cooking </w:t>
+      </w:r>
+      <w:proofErr w:type="gramStart"/>
+      <w:r>
+        <w:rPr>
+          <w:rFonts w:ascii="Times New Roman" w:hAnsi="Times New Roman" w:cs="Times New Roman"/>
+        </w:rPr>
+        <w:t>fuel</w:t>
+      </w:r>
+      <w:proofErr w:type="gramEnd"/>
+      <w:r>
+        <w:rPr>
+          <w:rFonts w:ascii="Times New Roman" w:hAnsi="Times New Roman" w:cs="Times New Roman"/>
+        </w:rPr>
+        <w:t xml:space="preserve"> in Nepal. According to the National Statistics Office, the 2021 National Population and Housing Census found that LPG was used as the main cooking fuel for 44.3% of households. After firewood, LPG is the second most</w:t>
+      </w:r>
+      <w:r>
+        <w:rPr>
+          <w:rFonts w:ascii="Times New Roman" w:hAnsi="Times New Roman" w:cs="Times New Roman"/>
+        </w:rPr>
+        <w:t xml:space="preserve"> commonly</w:t>
+      </w:r>
+      <w:r>
+        <w:rPr>
+          <w:rFonts w:ascii="Times New Roman" w:hAnsi="Times New Roman" w:cs="Times New Roman"/>
+        </w:rPr>
+        <w:t xml:space="preserve"> used cooking fuel. </w:t>
+      </w:r>
+      <w:r>
+        <w:rPr>
+          <w:rFonts w:ascii="Times New Roman" w:hAnsi="Times New Roman" w:cs="Times New Roman"/>
+        </w:rPr>
+        <w:t>The proportion of households mainly using LPG has also increased significantly compared with previous censuses, rising from 7.7% in 2001 to 44.3% in 2021</w:t>
+      </w:r>
+      <w:r>
+        <w:rPr>
+          <w:rFonts w:ascii="Times New Roman" w:hAnsi="Times New Roman" w:cs="Times New Roman"/>
+        </w:rPr>
+        <w:t>.</w:t>
+      </w:r>
+      <w:sdt>
+        <w:sdtPr>
+          <w:rPr>
+            <w:rFonts w:ascii="Times New Roman" w:hAnsi="Times New Roman" w:cs="Times New Roman"/>
+          </w:rPr>
+          <w:id w:val="-1286091"/>
+          <w:citation/>
+        </w:sdtPr>
+        <w:sdtContent>
+          <w:r>
+            <w:rPr>
+              <w:rFonts w:ascii="Times New Roman" w:hAnsi="Times New Roman" w:cs="Times New Roman"/>
+            </w:rPr>
+            <w:fldChar w:fldCharType="begin"/>
+          </w:r>
+          <w:r>
+            <w:rPr>
+              <w:rFonts w:ascii="Times New Roman" w:hAnsi="Times New Roman" w:cs="Times New Roman"/>
+              <w:lang w:val="en-US"/>
+            </w:rPr>
+            <w:instrText xml:space="preserve"> CITATION Nat \l 1033 </w:instrText>
+          </w:r>
+          <w:r>
+            <w:rPr>
+              <w:rFonts w:ascii="Times New Roman" w:hAnsi="Times New Roman" w:cs="Times New Roman"/>
+            </w:rPr>
+            <w:fldChar w:fldCharType="separate"/>
+          </w:r>
+          <w:r>
+            <w:rPr>
+              <w:rFonts w:ascii="Times New Roman" w:hAnsi="Times New Roman" w:cs="Times New Roman"/>
+              <w:noProof/>
+              <w:lang w:val="en-US"/>
+            </w:rPr>
+            <w:t xml:space="preserve"> </w:t>
+          </w:r>
+          <w:r>
+            <w:rPr>
+              <w:rFonts w:ascii="Times New Roman" w:hAnsi="Times New Roman" w:cs="Times New Roman"/>
+              <w:noProof/>
+              <w:lang w:val="en-US"/>
+            </w:rPr>
+            <w:t>(Office, 2023)</w:t>
+          </w:r>
+          <w:r>
+            <w:rPr>
+              <w:rFonts w:ascii="Times New Roman" w:hAnsi="Times New Roman" w:cs="Times New Roman"/>
+            </w:rPr>
+            <w:fldChar w:fldCharType="end"/>
+          </w:r>
+        </w:sdtContent>
+      </w:sdt>
+    </w:p>
+    <w:p>
+      <w:pPr>
+        <w:rPr>
+          <w:rFonts w:ascii="Times New Roman" w:hAnsi="Times New Roman" w:cs="Times New Roman"/>
+        </w:rPr>
+      </w:pPr>
+      <w:r>
+        <w:rPr>
+          <w:rFonts w:ascii="Times New Roman" w:hAnsi="Times New Roman" w:cs="Times New Roman"/>
+        </w:rPr>
+        <w:t>Even though LPG is</w:t>
+      </w:r>
+      <w:r>
+        <w:rPr>
+          <w:rFonts w:ascii="Times New Roman" w:hAnsi="Times New Roman" w:cs="Times New Roman"/>
+        </w:rPr>
+        <w:t xml:space="preserve"> </w:t>
+      </w:r>
+      <w:r>
+        <w:rPr>
+          <w:rFonts w:ascii="Times New Roman" w:hAnsi="Times New Roman" w:cs="Times New Roman"/>
+        </w:rPr>
+        <w:t>wide</w:t>
+      </w:r>
+      <w:r>
+        <w:rPr>
+          <w:rFonts w:ascii="Times New Roman" w:hAnsi="Times New Roman" w:cs="Times New Roman"/>
+        </w:rPr>
+        <w:t>ly</w:t>
+      </w:r>
+      <w:r>
+        <w:rPr>
+          <w:rFonts w:ascii="Times New Roman" w:hAnsi="Times New Roman" w:cs="Times New Roman"/>
+        </w:rPr>
+        <w:t xml:space="preserve"> used, customers still </w:t>
+      </w:r>
+      <w:r>
+        <w:rPr>
+          <w:rFonts w:ascii="Times New Roman" w:hAnsi="Times New Roman" w:cs="Times New Roman"/>
+        </w:rPr>
+        <w:t>have</w:t>
+      </w:r>
+      <w:r>
+        <w:rPr>
+          <w:rFonts w:ascii="Times New Roman" w:hAnsi="Times New Roman" w:cs="Times New Roman"/>
+        </w:rPr>
+        <w:t xml:space="preserve"> difficulties </w:t>
+      </w:r>
+      <w:r>
+        <w:rPr>
+          <w:rFonts w:ascii="Times New Roman" w:hAnsi="Times New Roman" w:cs="Times New Roman"/>
+        </w:rPr>
+        <w:t>in</w:t>
+      </w:r>
+      <w:r>
+        <w:rPr>
+          <w:rFonts w:ascii="Times New Roman" w:hAnsi="Times New Roman" w:cs="Times New Roman"/>
+        </w:rPr>
+        <w:t xml:space="preserve"> finding the required LPG brand and availability before visiting the dealer. This causes unnecessary calls, travels and long waiting time. These difficulties may also affect the businesses that require LPG regularly.</w:t>
+      </w:r>
+    </w:p>
+    <w:p>
+      <w:pPr>
+        <w:rPr>
+          <w:rFonts w:ascii="Times New Roman" w:hAnsi="Times New Roman" w:cs="Times New Roman"/>
+        </w:rPr>
+      </w:pPr>
+      <w:r>
+        <w:rPr>
+          <w:rFonts w:ascii="Times New Roman" w:hAnsi="Times New Roman" w:cs="Times New Roman"/>
+        </w:rPr>
+        <w:t xml:space="preserve">To address this existing issue, </w:t>
+      </w:r>
+      <w:proofErr w:type="spellStart"/>
+      <w:r>
+        <w:rPr>
+          <w:rFonts w:ascii="Times New Roman" w:hAnsi="Times New Roman" w:cs="Times New Roman"/>
+        </w:rPr>
+        <w:t>GasDaju</w:t>
+      </w:r>
+      <w:proofErr w:type="spellEnd"/>
+      <w:r>
+        <w:rPr>
+          <w:rFonts w:ascii="Times New Roman" w:hAnsi="Times New Roman" w:cs="Times New Roman"/>
+        </w:rPr>
+        <w:t xml:space="preserve"> is proposed as a mobile application that connects the dealers with businesses and households. The application will provide feature like reporting availability, ordering, reserving, tracking and managing of the stocks. This project mainly focuses on improving the local LPG purchasing and coordination process</w:t>
+      </w:r>
+      <w:r>
+        <w:rPr>
+          <w:rFonts w:ascii="Times New Roman" w:hAnsi="Times New Roman" w:cs="Times New Roman"/>
+        </w:rPr>
+        <w:t xml:space="preserve"> rather than addressing the wider national LPG supply System.</w:t>
       </w:r>
     </w:p>
     <w:sectPr>
@@ -1590,4 +1810,56 @@
     </a:ext>
   </a:extLst>
 </a:theme>
+</file>
+
+<file path=customXml/item1.xml><?xml version="1.0" encoding="utf-8"?>
+<b:Sources xmlns:b="http://schemas.openxmlformats.org/officeDocument/2006/bibliography" xmlns="http://schemas.openxmlformats.org/officeDocument/2006/bibliography" SelectedStyle="\HarvardAnglia2008OfficeOnline.xsl" StyleName="Harvard - Anglia" Version="2008">
+  <b:Source>
+    <b:Tag>Mad26</b:Tag>
+    <b:SourceType>JournalArticle</b:SourceType>
+    <b:Guid>{7F11A30C-01D3-49C1-B9C7-8ACF1B7F8CE1}</b:Guid>
+    <b:Title>LPG Shortage and the Transition to Electric Cooking in Nepal</b:Title>
+    <b:Year>March 16, 2026</b:Year>
+    <b:Author>
+      <b:Author>
+        <b:NameList>
+          <b:Person>
+            <b:Last>Neupane</b:Last>
+            <b:First>Madhav</b:First>
+          </b:Person>
+        </b:NameList>
+      </b:Author>
+    </b:Author>
+    <b:RefOrder>2</b:RefOrder>
+  </b:Source>
+  <b:Source>
+    <b:Tag>Nat</b:Tag>
+    <b:SourceType>Report</b:SourceType>
+    <b:Guid>{09131645-3B19-46A4-A287-C8067A7A88B9}</b:Guid>
+    <b:Title>Thematic Report-II: Housing and Household</b:Title>
+    <b:Author>
+      <b:Author>
+        <b:NameList>
+          <b:Person>
+            <b:Last>Office</b:Last>
+            <b:First>National</b:First>
+            <b:Middle>Statistics</b:Middle>
+          </b:Person>
+        </b:NameList>
+      </b:Author>
+    </b:Author>
+    <b:Year>2023</b:Year>
+    <b:Publisher>National Statistics Office, Government of Nepal</b:Publisher>
+    <b:City>Kathmandu, Nepal</b:City>
+    <b:RefOrder>1</b:RefOrder>
+  </b:Source>
+</b:Sources>
+</file>
+
+<file path=customXml/itemProps1.xml><?xml version="1.0" encoding="utf-8"?>
+<ds:datastoreItem xmlns:ds="http://schemas.openxmlformats.org/officeDocument/2006/customXml" ds:itemID="{197BF5A9-E859-4638-A517-679190C81491}">
+  <ds:schemaRefs>
+    <ds:schemaRef ds:uri="http://schemas.openxmlformats.org/officeDocument/2006/bibliography"/>
+  </ds:schemaRefs>
+</ds:datastoreItem>
 </file>